--- a/期末考试暴露的问题！.docx
+++ b/期末考试暴露的问题！.docx
@@ -5,13 +5,17 @@
     <w:p>
       <w:pPr>
         <w:rPr>
-          <w:rFonts w:hint="eastAsia"/>
+          <w:rFonts w:hint="eastAsia" w:ascii="黑体" w:hAnsi="黑体" w:eastAsia="黑体" w:cs="黑体"/>
+          <w:b w:val="0"/>
+          <w:bCs w:val="0"/>
           <w:lang w:val="en-US" w:eastAsia="zh-CN"/>
         </w:rPr>
       </w:pPr>
       <w:r>
         <w:rPr>
-          <w:rFonts w:hint="eastAsia"/>
+          <w:rFonts w:hint="eastAsia" w:ascii="黑体" w:hAnsi="黑体" w:eastAsia="黑体" w:cs="黑体"/>
+          <w:b w:val="0"/>
+          <w:bCs w:val="0"/>
           <w:lang w:val="en-US" w:eastAsia="zh-CN"/>
         </w:rPr>
         <w:t>化学：重结晶</w:t>
@@ -20,13 +24,17 @@
     <w:p>
       <w:pPr>
         <w:rPr>
-          <w:rFonts w:hint="eastAsia"/>
+          <w:rFonts w:hint="eastAsia" w:ascii="黑体" w:hAnsi="黑体" w:eastAsia="黑体" w:cs="黑体"/>
+          <w:b w:val="0"/>
+          <w:bCs w:val="0"/>
           <w:lang w:val="en-US" w:eastAsia="zh-CN"/>
         </w:rPr>
       </w:pPr>
       <w:r>
         <w:rPr>
-          <w:rFonts w:hint="eastAsia"/>
+          <w:rFonts w:hint="eastAsia" w:ascii="黑体" w:hAnsi="黑体" w:eastAsia="黑体" w:cs="黑体"/>
+          <w:b w:val="0"/>
+          <w:bCs w:val="0"/>
           <w:lang w:val="en-US" w:eastAsia="zh-CN"/>
         </w:rPr>
         <w:t>生物：基础知识没有背，审题不仔细，大题扣了14分！！其中偏门知识有6分，剩下的就是课本内容以及审题的问题了</w:t>
@@ -35,13 +43,17 @@
     <w:p>
       <w:pPr>
         <w:rPr>
-          <w:rFonts w:hint="eastAsia"/>
+          <w:rFonts w:hint="eastAsia" w:ascii="黑体" w:hAnsi="黑体" w:eastAsia="黑体" w:cs="黑体"/>
+          <w:b w:val="0"/>
+          <w:bCs w:val="0"/>
           <w:lang w:val="en-US" w:eastAsia="zh-CN"/>
         </w:rPr>
       </w:pPr>
       <w:r>
         <w:rPr>
-          <w:rFonts w:hint="eastAsia"/>
+          <w:rFonts w:hint="eastAsia" w:ascii="黑体" w:hAnsi="黑体" w:eastAsia="黑体" w:cs="黑体"/>
+          <w:b w:val="0"/>
+          <w:bCs w:val="0"/>
           <w:lang w:val="en-US" w:eastAsia="zh-CN"/>
         </w:rPr>
         <w:t>数学：解三角形</w:t>
@@ -50,13 +62,17 @@
     <w:p>
       <w:pPr>
         <w:rPr>
-          <w:rFonts w:hint="eastAsia"/>
+          <w:rFonts w:hint="eastAsia" w:ascii="黑体" w:hAnsi="黑体" w:eastAsia="黑体" w:cs="黑体"/>
+          <w:b w:val="0"/>
+          <w:bCs w:val="0"/>
           <w:lang w:val="en-US" w:eastAsia="zh-CN"/>
         </w:rPr>
       </w:pPr>
       <w:r>
         <w:rPr>
-          <w:rFonts w:hint="eastAsia"/>
+          <w:rFonts w:hint="eastAsia" w:ascii="黑体" w:hAnsi="黑体" w:eastAsia="黑体" w:cs="黑体"/>
+          <w:b w:val="0"/>
+          <w:bCs w:val="0"/>
           <w:lang w:val="en-US" w:eastAsia="zh-CN"/>
         </w:rPr>
         <w:t>物理：感觉心态很差！白白丢掉30多分！</w:t>
@@ -65,13 +81,17 @@
     <w:p>
       <w:pPr>
         <w:rPr>
-          <w:rFonts w:hint="eastAsia"/>
+          <w:rFonts w:hint="eastAsia" w:ascii="黑体" w:hAnsi="黑体" w:eastAsia="黑体" w:cs="黑体"/>
+          <w:b w:val="0"/>
+          <w:bCs w:val="0"/>
           <w:lang w:val="en-US" w:eastAsia="zh-CN"/>
         </w:rPr>
       </w:pPr>
       <w:r>
         <w:rPr>
-          <w:rFonts w:hint="eastAsia"/>
+          <w:rFonts w:hint="eastAsia" w:ascii="黑体" w:hAnsi="黑体" w:eastAsia="黑体" w:cs="黑体"/>
+          <w:b w:val="0"/>
+          <w:bCs w:val="0"/>
           <w:lang w:val="en-US" w:eastAsia="zh-CN"/>
         </w:rPr>
         <w:t>语文：选择题错了好多</w:t>
@@ -80,19 +100,32 @@
     <w:p>
       <w:pPr>
         <w:rPr>
-          <w:rFonts w:hint="default"/>
+          <w:rFonts w:hint="eastAsia" w:ascii="黑体" w:hAnsi="黑体" w:eastAsia="黑体" w:cs="黑体"/>
+          <w:b w:val="0"/>
+          <w:bCs w:val="0"/>
           <w:lang w:val="en-US" w:eastAsia="zh-CN"/>
         </w:rPr>
       </w:pPr>
       <w:r>
         <w:rPr>
-          <w:rFonts w:hint="eastAsia"/>
-          <w:lang w:val="en-US" w:eastAsia="zh-CN"/>
-        </w:rPr>
-        <w:t>英语：七选五错了3个！读后续写扣了9分！！</w:t>
+          <w:rFonts w:hint="eastAsia" w:ascii="黑体" w:hAnsi="黑体" w:eastAsia="黑体" w:cs="黑体"/>
+          <w:b w:val="0"/>
+          <w:bCs w:val="0"/>
+          <w:lang w:val="en-US" w:eastAsia="zh-CN"/>
+        </w:rPr>
+        <w:t>英语：</w:t>
       </w:r>
       <w:bookmarkStart w:id="0" w:name="_GoBack"/>
       <w:bookmarkEnd w:id="0"/>
+      <w:r>
+        <w:rPr>
+          <w:rFonts w:hint="eastAsia" w:ascii="黑体" w:hAnsi="黑体" w:eastAsia="黑体" w:cs="黑体"/>
+          <w:b w:val="0"/>
+          <w:bCs w:val="0"/>
+          <w:lang w:val="en-US" w:eastAsia="zh-CN"/>
+        </w:rPr>
+        <w:t>七选五错了3个！读后续写扣了9分！！</w:t>
+      </w:r>
     </w:p>
     <w:sectPr>
       <w:pgSz w:w="11906" w:h="16838"/>
